--- a/downloads/documents/04 Units/Unit 07 - Capstone - Launch Career Readiness and FACS Shark Tank/Lesson 07.12 - Year Reflection and Portfolio.docx
+++ b/downloads/documents/04 Units/Unit 07 - Capstone - Launch Career Readiness and FACS Shark Tank/Lesson 07.12 - Year Reflection and Portfolio.docx
@@ -1551,7 +1551,7 @@
         <w:pStyle w:val="Compact"/>
       </w:pPr>
       <w:r>
-        <w:t xml:space="preserve">ELL: the twelve checklist items and the four reflection prompts are printed in Turkish, Portuguese, and Spanish on the handout, from</w:t>
+        <w:t xml:space="preserve">ELL: the twelve checklist items and the four reflection prompts are printed in Spanish on the handout, from</w:t>
       </w:r>
       <w:r>
         <w:t xml:space="preserve"> </w:t>
@@ -1575,7 +1575,7 @@
         <w:t xml:space="preserve">the reflection may be written entirely in the home language</w:t>
       </w:r>
       <w:r>
-        <w:t xml:space="preserve">, with one sentence in English on the front of the folder. That is a deliberate choice: the reflection’s purpose is the thinking, not the English, and the resume in the same folder is already in English. Sentence frames in all four languages for all four prompts (</w:t>
+        <w:t xml:space="preserve">, with one sentence in English on the front of the folder. That is a deliberate choice: the reflection’s purpose is the thinking, not the English, and the resume in the same folder is already in English. Sentence frames in English and Spanish for all four prompts (</w:t>
       </w:r>
       <w:r>
         <w:t xml:space="preserve">“</w:t>

--- a/downloads/documents/04 Units/Unit 07 - Capstone - Launch Career Readiness and FACS Shark Tank/Lesson 07.12 - Year Reflection and Portfolio.docx
+++ b/downloads/documents/04 Units/Unit 07 - Capstone - Launch Career Readiness and FACS Shark Tank/Lesson 07.12 - Year Reflection and Portfolio.docx
@@ -511,7 +511,7 @@
         <w:pStyle w:val="Compact"/>
       </w:pPr>
       <w:r>
-        <w:t xml:space="preserve">Setup notes: put every student’s named folder on their desk before the bell with their FACS folder next to it. The room should look like an inventory when they walk in. Sort the year’s loose paper by unit into six piles on the counter before class; twenty-seven students hunting through one crate takes fifteen minutes and this lesson does not have fifteen minutes. Allergy check: none.</w:t>
+        <w:t xml:space="preserve">Setup notes: put every student’s named folder on their desk before the bell with their FACS folder next to it. The room should look like an inventory when they walk in. Sort the year’s loose paper by unit into six piles on the counter before class; thirty students hunting through one crate takes fifteen minutes and this lesson does not have fifteen minutes. Allergy check: none.</w:t>
       </w:r>
     </w:p>
     <w:p>
@@ -2197,7 +2197,7 @@
         <w:pStyle w:val="Compact"/>
       </w:pPr>
       <w:r>
-        <w:t xml:space="preserve">Sort the year’s paper into six piles by unit before the bell. This is the single thing that makes the period work. Twenty-seven students searching one crate is fifteen minutes gone and the reflection is what gets cut.</w:t>
+        <w:t xml:space="preserve">Sort the year’s paper into six piles by unit before the bell. This is the single thing that makes the period work. Thirty students searching one crate is fifteen minutes gone and the reflection is what gets cut.</w:t>
       </w:r>
     </w:p>
     <w:p>
@@ -2299,7 +2299,7 @@
         <w:t xml:space="preserve"> </w:t>
       </w:r>
       <w:r>
-        <w:t xml:space="preserve">not a nod, nothing. Twenty-seven sentences with no commentary is a serious thing and students can feel it. The moment you praise one, the rest start performing.</w:t>
+        <w:t xml:space="preserve">not a nod, nothing. Thirty sentences with no commentary is a serious thing and students can feel it. The moment you praise one, the rest start performing.</w:t>
       </w:r>
     </w:p>
     <w:p>
